--- a/modelos_prod/PropostaLocacaoTerraplenagem.docx
+++ b/modelos_prod/PropostaLocacaoTerraplenagem.docx
@@ -70,7 +70,7 @@
           <w:b/>
           <w:bCs/>
         </w:rPr>
-        <w:t>numero_proposta</w:t>
+        <w:t>${numero_proposta}</w:t>
       </w:r>
       <w:proofErr w:type="spellEnd"/>
       <w:r>
@@ -99,7 +99,7 @@
       </w:r>
       <w:proofErr w:type="spellStart"/>
       <w:r>
-        <w:t>DExrenso</w:t>
+        <w:t>${data_extenso}</w:t>
       </w:r>
       <w:proofErr w:type="spellEnd"/>
       <w:r>
@@ -155,7 +155,7 @@
       </w:r>
       <w:proofErr w:type="spellStart"/>
       <w:r>
-        <w:t>nome_cliente_salvo</w:t>
+        <w:t>${nome_cliente}</w:t>
       </w:r>
       <w:proofErr w:type="spellEnd"/>
       <w:r>
@@ -174,14 +174,14 @@
           <w:b/>
           <w:bCs/>
         </w:rPr>
-        <w:t>E-mail:</w:t>
+        <w:t>E-${email_cliente}:</w:t>
       </w:r>
       <w:r>
         <w:t xml:space="preserve"> ${</w:t>
       </w:r>
       <w:proofErr w:type="spellStart"/>
       <w:r>
-        <w:t>email_salvo</w:t>
+        <w:t>##TEMP_e${email_cliente}_salvo##</w:t>
       </w:r>
       <w:proofErr w:type="spellEnd"/>
       <w:r>
@@ -207,7 +207,7 @@
       </w:r>
       <w:proofErr w:type="spellStart"/>
       <w:r>
-        <w:t>telefone_salvo</w:t>
+        <w:t>${telefone_cliente}</w:t>
       </w:r>
       <w:proofErr w:type="spellEnd"/>
       <w:r>
@@ -233,7 +233,7 @@
       </w:r>
       <w:proofErr w:type="spellStart"/>
       <w:r>
-        <w:t>celular_salvo</w:t>
+        <w:t>${celular_cliente}</w:t>
       </w:r>
       <w:proofErr w:type="spellEnd"/>
       <w:r>
@@ -259,7 +259,7 @@
       </w:r>
       <w:proofErr w:type="spellStart"/>
       <w:r>
-        <w:t>whatsapp_salvo</w:t>
+        <w:t>##TEMP_${whatsapp_cliente}_salvo##</w:t>
       </w:r>
       <w:proofErr w:type="spellEnd"/>
       <w:r>
@@ -308,7 +308,7 @@
       </w:r>
       <w:proofErr w:type="spellStart"/>
       <w:r>
-        <w:t>endereco_obra</w:t>
+        <w:t>${endereco_obra}</w:t>
       </w:r>
       <w:proofErr w:type="spellEnd"/>
       <w:r>
@@ -334,7 +334,7 @@
       </w:r>
       <w:proofErr w:type="spellStart"/>
       <w:r>
-        <w:t>bairro_obra</w:t>
+        <w:t>${bairro_obra}</w:t>
       </w:r>
       <w:proofErr w:type="spellEnd"/>
       <w:r>
@@ -360,7 +360,7 @@
       </w:r>
       <w:proofErr w:type="spellStart"/>
       <w:r>
-        <w:t>cidade_obra</w:t>
+        <w:t>${cidade_obra}</w:t>
       </w:r>
       <w:proofErr w:type="spellEnd"/>
       <w:r>
@@ -386,7 +386,7 @@
       </w:r>
       <w:proofErr w:type="spellStart"/>
       <w:r>
-        <w:t>estado_obra</w:t>
+        <w:t>${estado_obra}</w:t>
       </w:r>
       <w:proofErr w:type="spellEnd"/>
       <w:r>
@@ -428,7 +428,7 @@
           <w:b/>
           <w:bCs/>
         </w:rPr>
-        <w:t>${Empresa}</w:t>
+        <w:t>##TEMP_${empresa_nome}##</w:t>
       </w:r>
       <w:r>
         <w:t xml:space="preserve"> </w:t>
@@ -468,7 +468,7 @@
     <w:p>
       <w:r>
         <w:lastRenderedPageBreak/>
-        <w:t>${finalidade}</w:t>
+        <w:t>##TEMP_${finalidade_obra}##</w:t>
       </w:r>
     </w:p>
     <w:p>
@@ -573,7 +573,7 @@
         </w:numPr>
       </w:pPr>
       <w:r>
-        <w:t>ART – Anotação de Responsabilidade Técnica emitida pela ${Empresa}, cadastrada no CREA-MG.</w:t>
+        <w:t>ART – Anotação de Responsabilidade Técnica emitida pela ##TEMP_${empresa_nome}##, cadastrada no CREA-MG.</w:t>
       </w:r>
     </w:p>
     <w:p>
@@ -1098,7 +1098,7 @@
           <w:b/>
           <w:bCs/>
         </w:rPr>
-        <w:t>ValorProposta</w:t>
+        <w:t>${valor_total}</w:t>
       </w:r>
       <w:proofErr w:type="spellEnd"/>
       <w:r>
@@ -1114,7 +1114,7 @@
           <w:b/>
           <w:bCs/>
         </w:rPr>
-        <w:t>ValorExtenso</w:t>
+        <w:t>${valor_extenso}</w:t>
       </w:r>
       <w:proofErr w:type="spellEnd"/>
       <w:r>
@@ -1201,7 +1201,7 @@
       </w:r>
       <w:proofErr w:type="spellStart"/>
       <w:r>
-        <w:t>mobilizacao_valor</w:t>
+        <w:t>${valor_entrada}</w:t>
       </w:r>
       <w:proofErr w:type="spellEnd"/>
       <w:r>
@@ -1253,7 +1253,7 @@
       </w:r>
       <w:proofErr w:type="spellStart"/>
       <w:r>
-        <w:t>restante_valor</w:t>
+        <w:t>${valor_restante}</w:t>
       </w:r>
       <w:proofErr w:type="spellEnd"/>
       <w:r>
@@ -1361,7 +1361,7 @@
         <w:t>Titular:</w:t>
       </w:r>
       <w:r>
-        <w:t xml:space="preserve"> ${Empresa}</w:t>
+        <w:t xml:space="preserve"> ##TEMP_${empresa_nome}##</w:t>
       </w:r>
     </w:p>
     <w:p>
@@ -1376,10 +1376,10 @@
           <w:b/>
           <w:bCs/>
         </w:rPr>
-        <w:t>CNPJ:</w:t>
-      </w:r>
-      <w:r>
-        <w:t xml:space="preserve"> ${CNPJ}</w:t>
+        <w:t>${empresa_cnpj}:</w:t>
+      </w:r>
+      <w:r>
+        <w:t xml:space="preserve"> ##TEMP_${empresa_cnpj}##</w:t>
       </w:r>
     </w:p>
     <w:p>
@@ -1394,10 +1394,10 @@
           <w:b/>
           <w:bCs/>
         </w:rPr>
-        <w:t>Chave PIX:</w:t>
-      </w:r>
-      <w:r>
-        <w:t xml:space="preserve"> ${PIX}</w:t>
+        <w:t>Chave ${chave_pix}:</w:t>
+      </w:r>
+      <w:r>
+        <w:t xml:space="preserve"> ##TEMP_${chave_pix}##</w:t>
       </w:r>
     </w:p>
     <w:p>
@@ -1479,7 +1479,7 @@
           <w:b/>
           <w:bCs/>
         </w:rPr>
-        <w:t>${Empresa}</w:t>
+        <w:t>##TEMP_${empresa_nome}##</w:t>
       </w:r>
       <w:r>
         <w:t xml:space="preserve"> </w:t>
@@ -1498,7 +1498,7 @@
       </w:r>
       <w:proofErr w:type="spellStart"/>
       <w:r>
-        <w:t>whatsapp</w:t>
+        <w:t>${whatsapp_cliente}</w:t>
       </w:r>
       <w:proofErr w:type="spellEnd"/>
       <w:r>
